--- a/DOCS/CSAI-B_029_ASSIGNMENT 1 VMWARE_VIRTUAL BOX.docx
+++ b/DOCS/CSAI-B_029_ASSIGNMENT 1 VMWARE_VIRTUAL BOX.docx
@@ -77,16 +77,7 @@
           <w:b/>
           <w:sz w:val="28"/>
         </w:rPr>
-        <w:t>Division</w:t>
-      </w:r>
-      <w:bookmarkStart w:id="0" w:name="_GoBack"/>
-      <w:bookmarkEnd w:id="0"/>
-      <w:r>
-        <w:rPr>
-          <w:b/>
-          <w:sz w:val="28"/>
-        </w:rPr>
-        <w:t>:</w:t>
+        <w:t>Division:</w:t>
       </w:r>
       <w:r>
         <w:rPr>
@@ -251,6 +242,350 @@
         <w:t>/ VMWare Workstation. Add Storage to create new virtual disk.</w:t>
       </w:r>
     </w:p>
+    <w:p/>
+    <w:p/>
+    <w:p>
+      <w:pPr>
+        <w:pStyle w:val="ListParagraph"/>
+        <w:numPr>
+          <w:ilvl w:val="0"/>
+          <w:numId w:val="32"/>
+        </w:numPr>
+      </w:pPr>
+      <w:r>
+        <w:t>Creating Virtual machine in VMWare:</w:t>
+      </w:r>
+    </w:p>
+    <w:p>
+      <w:pPr>
+        <w:rPr>
+          <w:noProof/>
+        </w:rPr>
+      </w:pPr>
+    </w:p>
+    <w:p>
+      <w:pPr>
+        <w:rPr>
+          <w:noProof/>
+        </w:rPr>
+      </w:pPr>
+      <w:r>
+        <w:rPr>
+          <w:noProof/>
+        </w:rPr>
+        <w:drawing>
+          <wp:inline distT="0" distB="0" distL="0" distR="0" wp14:anchorId="690A5348" wp14:editId="4C29EFDC">
+            <wp:extent cx="5698772" cy="2955030"/>
+            <wp:effectExtent l="0" t="0" r="0" b="0"/>
+            <wp:docPr id="1848397618" name="Picture 3"/>
+            <wp:cNvGraphicFramePr>
+              <a:graphicFrameLocks xmlns:a="http://schemas.openxmlformats.org/drawingml/2006/main" noChangeAspect="1"/>
+            </wp:cNvGraphicFramePr>
+            <a:graphic xmlns:a="http://schemas.openxmlformats.org/drawingml/2006/main">
+              <a:graphicData uri="http://schemas.openxmlformats.org/drawingml/2006/picture">
+                <pic:pic xmlns:pic="http://schemas.openxmlformats.org/drawingml/2006/picture">
+                  <pic:nvPicPr>
+                    <pic:cNvPr id="0" name="Picture 3"/>
+                    <pic:cNvPicPr>
+                      <a:picLocks noChangeAspect="1" noChangeArrowheads="1"/>
+                    </pic:cNvPicPr>
+                  </pic:nvPicPr>
+                  <pic:blipFill rotWithShape="1">
+                    <a:blip r:embed="rId5" cstate="print">
+                      <a:extLst>
+                        <a:ext uri="{28A0092B-C50C-407E-A947-70E740481C1C}">
+                          <a14:useLocalDpi xmlns:a14="http://schemas.microsoft.com/office/drawing/2010/main" val="0"/>
+                        </a:ext>
+                      </a:extLst>
+                    </a:blip>
+                    <a:srcRect b="7813"/>
+                    <a:stretch>
+                      <a:fillRect/>
+                    </a:stretch>
+                  </pic:blipFill>
+                  <pic:spPr bwMode="auto">
+                    <a:xfrm>
+                      <a:off x="0" y="0"/>
+                      <a:ext cx="5703003" cy="2957224"/>
+                    </a:xfrm>
+                    <a:prstGeom prst="rect">
+                      <a:avLst/>
+                    </a:prstGeom>
+                    <a:noFill/>
+                    <a:ln>
+                      <a:noFill/>
+                    </a:ln>
+                    <a:extLst>
+                      <a:ext uri="{53640926-AAD7-44D8-BBD7-CCE9431645EC}">
+                        <a14:shadowObscured xmlns:a14="http://schemas.microsoft.com/office/drawing/2010/main"/>
+                      </a:ext>
+                    </a:extLst>
+                  </pic:spPr>
+                </pic:pic>
+              </a:graphicData>
+            </a:graphic>
+          </wp:inline>
+        </w:drawing>
+      </w:r>
+    </w:p>
+    <w:p>
+      <w:r>
+        <w:rPr>
+          <w:noProof/>
+        </w:rPr>
+        <w:lastRenderedPageBreak/>
+        <w:drawing>
+          <wp:inline distT="0" distB="0" distL="0" distR="0" wp14:anchorId="7FE3AAAD" wp14:editId="5C17B44B">
+            <wp:extent cx="5631035" cy="3007988"/>
+            <wp:effectExtent l="0" t="0" r="8255" b="2540"/>
+            <wp:docPr id="671833430" name="Picture 2"/>
+            <wp:cNvGraphicFramePr>
+              <a:graphicFrameLocks xmlns:a="http://schemas.openxmlformats.org/drawingml/2006/main" noChangeAspect="1"/>
+            </wp:cNvGraphicFramePr>
+            <a:graphic xmlns:a="http://schemas.openxmlformats.org/drawingml/2006/main">
+              <a:graphicData uri="http://schemas.openxmlformats.org/drawingml/2006/picture">
+                <pic:pic xmlns:pic="http://schemas.openxmlformats.org/drawingml/2006/picture">
+                  <pic:nvPicPr>
+                    <pic:cNvPr id="0" name="Picture 2"/>
+                    <pic:cNvPicPr>
+                      <a:picLocks noChangeAspect="1" noChangeArrowheads="1"/>
+                    </pic:cNvPicPr>
+                  </pic:nvPicPr>
+                  <pic:blipFill rotWithShape="1">
+                    <a:blip r:embed="rId6" cstate="print">
+                      <a:extLst>
+                        <a:ext uri="{28A0092B-C50C-407E-A947-70E740481C1C}">
+                          <a14:useLocalDpi xmlns:a14="http://schemas.microsoft.com/office/drawing/2010/main" val="0"/>
+                        </a:ext>
+                      </a:extLst>
+                    </a:blip>
+                    <a:srcRect b="5032"/>
+                    <a:stretch>
+                      <a:fillRect/>
+                    </a:stretch>
+                  </pic:blipFill>
+                  <pic:spPr bwMode="auto">
+                    <a:xfrm>
+                      <a:off x="0" y="0"/>
+                      <a:ext cx="5656385" cy="3021529"/>
+                    </a:xfrm>
+                    <a:prstGeom prst="rect">
+                      <a:avLst/>
+                    </a:prstGeom>
+                    <a:noFill/>
+                    <a:ln>
+                      <a:noFill/>
+                    </a:ln>
+                    <a:extLst>
+                      <a:ext uri="{53640926-AAD7-44D8-BBD7-CCE9431645EC}">
+                        <a14:shadowObscured xmlns:a14="http://schemas.microsoft.com/office/drawing/2010/main"/>
+                      </a:ext>
+                    </a:extLst>
+                  </pic:spPr>
+                </pic:pic>
+              </a:graphicData>
+            </a:graphic>
+          </wp:inline>
+        </w:drawing>
+      </w:r>
+    </w:p>
+    <w:p>
+      <w:pPr>
+        <w:rPr>
+          <w:noProof/>
+        </w:rPr>
+      </w:pPr>
+    </w:p>
+    <w:p>
+      <w:pPr>
+        <w:rPr>
+          <w:noProof/>
+        </w:rPr>
+      </w:pPr>
+      <w:r>
+        <w:rPr>
+          <w:noProof/>
+        </w:rPr>
+        <w:drawing>
+          <wp:inline distT="0" distB="0" distL="0" distR="0" wp14:anchorId="146C8E6B" wp14:editId="23A06B4D">
+            <wp:extent cx="4929979" cy="2566675"/>
+            <wp:effectExtent l="0" t="0" r="4445" b="5080"/>
+            <wp:docPr id="193406626" name="Picture 1"/>
+            <wp:cNvGraphicFramePr>
+              <a:graphicFrameLocks xmlns:a="http://schemas.openxmlformats.org/drawingml/2006/main" noChangeAspect="1"/>
+            </wp:cNvGraphicFramePr>
+            <a:graphic xmlns:a="http://schemas.openxmlformats.org/drawingml/2006/main">
+              <a:graphicData uri="http://schemas.openxmlformats.org/drawingml/2006/picture">
+                <pic:pic xmlns:pic="http://schemas.openxmlformats.org/drawingml/2006/picture">
+                  <pic:nvPicPr>
+                    <pic:cNvPr id="193406626" name=""/>
+                    <pic:cNvPicPr/>
+                  </pic:nvPicPr>
+                  <pic:blipFill rotWithShape="1">
+                    <a:blip r:embed="rId7"/>
+                    <a:srcRect b="7442"/>
+                    <a:stretch>
+                      <a:fillRect/>
+                    </a:stretch>
+                  </pic:blipFill>
+                  <pic:spPr bwMode="auto">
+                    <a:xfrm>
+                      <a:off x="0" y="0"/>
+                      <a:ext cx="4939961" cy="2571872"/>
+                    </a:xfrm>
+                    <a:prstGeom prst="rect">
+                      <a:avLst/>
+                    </a:prstGeom>
+                    <a:ln>
+                      <a:noFill/>
+                    </a:ln>
+                    <a:extLst>
+                      <a:ext uri="{53640926-AAD7-44D8-BBD7-CCE9431645EC}">
+                        <a14:shadowObscured xmlns:a14="http://schemas.microsoft.com/office/drawing/2010/main"/>
+                      </a:ext>
+                    </a:extLst>
+                  </pic:spPr>
+                </pic:pic>
+              </a:graphicData>
+            </a:graphic>
+          </wp:inline>
+        </w:drawing>
+      </w:r>
+      <w:r>
+        <w:rPr>
+          <w:noProof/>
+        </w:rPr>
+        <w:t xml:space="preserve"> </w:t>
+      </w:r>
+    </w:p>
+    <w:p>
+      <w:pPr>
+        <w:rPr>
+          <w:noProof/>
+        </w:rPr>
+      </w:pPr>
+      <w:r>
+        <w:rPr>
+          <w:noProof/>
+        </w:rPr>
+        <w:lastRenderedPageBreak/>
+        <w:drawing>
+          <wp:inline distT="0" distB="0" distL="0" distR="0" wp14:anchorId="5C4126F0" wp14:editId="4A7FA758">
+            <wp:extent cx="4930775" cy="2559614"/>
+            <wp:effectExtent l="0" t="0" r="3175" b="0"/>
+            <wp:docPr id="60440098" name="Picture 1"/>
+            <wp:cNvGraphicFramePr>
+              <a:graphicFrameLocks xmlns:a="http://schemas.openxmlformats.org/drawingml/2006/main" noChangeAspect="1"/>
+            </wp:cNvGraphicFramePr>
+            <a:graphic xmlns:a="http://schemas.openxmlformats.org/drawingml/2006/main">
+              <a:graphicData uri="http://schemas.openxmlformats.org/drawingml/2006/picture">
+                <pic:pic xmlns:pic="http://schemas.openxmlformats.org/drawingml/2006/picture">
+                  <pic:nvPicPr>
+                    <pic:cNvPr id="60440098" name=""/>
+                    <pic:cNvPicPr/>
+                  </pic:nvPicPr>
+                  <pic:blipFill rotWithShape="1">
+                    <a:blip r:embed="rId8"/>
+                    <a:srcRect b="7712"/>
+                    <a:stretch>
+                      <a:fillRect/>
+                    </a:stretch>
+                  </pic:blipFill>
+                  <pic:spPr bwMode="auto">
+                    <a:xfrm>
+                      <a:off x="0" y="0"/>
+                      <a:ext cx="4942639" cy="2565773"/>
+                    </a:xfrm>
+                    <a:prstGeom prst="rect">
+                      <a:avLst/>
+                    </a:prstGeom>
+                    <a:ln>
+                      <a:noFill/>
+                    </a:ln>
+                    <a:extLst>
+                      <a:ext uri="{53640926-AAD7-44D8-BBD7-CCE9431645EC}">
+                        <a14:shadowObscured xmlns:a14="http://schemas.microsoft.com/office/drawing/2010/main"/>
+                      </a:ext>
+                    </a:extLst>
+                  </pic:spPr>
+                </pic:pic>
+              </a:graphicData>
+            </a:graphic>
+          </wp:inline>
+        </w:drawing>
+      </w:r>
+      <w:r>
+        <w:rPr>
+          <w:noProof/>
+        </w:rPr>
+        <w:t xml:space="preserve"> </w:t>
+      </w:r>
+    </w:p>
+    <w:p>
+      <w:r>
+        <w:rPr>
+          <w:noProof/>
+        </w:rPr>
+        <w:drawing>
+          <wp:inline distT="0" distB="0" distL="0" distR="0" wp14:anchorId="1E43B2DD" wp14:editId="26317E3C">
+            <wp:extent cx="4983039" cy="2609041"/>
+            <wp:effectExtent l="0" t="0" r="8255" b="1270"/>
+            <wp:docPr id="1896801659" name="Picture 1"/>
+            <wp:cNvGraphicFramePr>
+              <a:graphicFrameLocks xmlns:a="http://schemas.openxmlformats.org/drawingml/2006/main" noChangeAspect="1"/>
+            </wp:cNvGraphicFramePr>
+            <a:graphic xmlns:a="http://schemas.openxmlformats.org/drawingml/2006/main">
+              <a:graphicData uri="http://schemas.openxmlformats.org/drawingml/2006/picture">
+                <pic:pic xmlns:pic="http://schemas.openxmlformats.org/drawingml/2006/picture">
+                  <pic:nvPicPr>
+                    <pic:cNvPr id="1896801659" name=""/>
+                    <pic:cNvPicPr/>
+                  </pic:nvPicPr>
+                  <pic:blipFill rotWithShape="1">
+                    <a:blip r:embed="rId9"/>
+                    <a:srcRect b="6916"/>
+                    <a:stretch>
+                      <a:fillRect/>
+                    </a:stretch>
+                  </pic:blipFill>
+                  <pic:spPr bwMode="auto">
+                    <a:xfrm>
+                      <a:off x="0" y="0"/>
+                      <a:ext cx="4995862" cy="2615755"/>
+                    </a:xfrm>
+                    <a:prstGeom prst="rect">
+                      <a:avLst/>
+                    </a:prstGeom>
+                    <a:ln>
+                      <a:noFill/>
+                    </a:ln>
+                    <a:extLst>
+                      <a:ext uri="{53640926-AAD7-44D8-BBD7-CCE9431645EC}">
+                        <a14:shadowObscured xmlns:a14="http://schemas.microsoft.com/office/drawing/2010/main"/>
+                      </a:ext>
+                    </a:extLst>
+                  </pic:spPr>
+                </pic:pic>
+              </a:graphicData>
+            </a:graphic>
+          </wp:inline>
+        </w:drawing>
+      </w:r>
+    </w:p>
+    <w:p/>
+    <w:p>
+      <w:pPr>
+        <w:pStyle w:val="ListParagraph"/>
+        <w:numPr>
+          <w:ilvl w:val="0"/>
+          <w:numId w:val="32"/>
+        </w:numPr>
+      </w:pPr>
+      <w:r>
+        <w:t>Creating Virtual machine in Virtual Box:</w:t>
+      </w:r>
+    </w:p>
+    <w:p/>
     <w:p/>
     <w:p/>
     <w:p>
@@ -295,7 +630,7 @@
       <w:r>
         <w:t xml:space="preserve">Download oracle virtual box from </w:t>
       </w:r>
-      <w:hyperlink r:id="rId5">
+      <w:hyperlink r:id="rId10">
         <w:r>
           <w:rPr>
             <w:rFonts w:ascii="Calibri" w:eastAsia="Calibri" w:hAnsi="Calibri" w:cs="Calibri"/>
@@ -340,6 +675,7 @@
           <w:noProof/>
           <w:lang w:val="en-IN"/>
         </w:rPr>
+        <w:lastRenderedPageBreak/>
         <w:drawing>
           <wp:inline distT="114300" distB="114300" distL="114300" distR="114300">
             <wp:extent cx="5729288" cy="3222724"/>
@@ -354,7 +690,7 @@
                     <pic:cNvPicPr preferRelativeResize="0"/>
                   </pic:nvPicPr>
                   <pic:blipFill>
-                    <a:blip r:embed="rId6"/>
+                    <a:blip r:embed="rId11"/>
                     <a:srcRect/>
                     <a:stretch>
                       <a:fillRect/>
@@ -409,7 +745,6 @@
           <w:noProof/>
           <w:lang w:val="en-IN"/>
         </w:rPr>
-        <w:lastRenderedPageBreak/>
         <w:drawing>
           <wp:inline distT="114300" distB="114300" distL="114300" distR="114300">
             <wp:extent cx="5698067" cy="3205163"/>
@@ -424,7 +759,7 @@
                     <pic:cNvPicPr preferRelativeResize="0"/>
                   </pic:nvPicPr>
                   <pic:blipFill>
-                    <a:blip r:embed="rId7"/>
+                    <a:blip r:embed="rId12"/>
                     <a:srcRect/>
                     <a:stretch>
                       <a:fillRect/>
@@ -465,6 +800,7 @@
           <w:noProof/>
           <w:lang w:val="en-IN"/>
         </w:rPr>
+        <w:lastRenderedPageBreak/>
         <w:drawing>
           <wp:inline distT="114300" distB="114300" distL="114300" distR="114300">
             <wp:extent cx="5424488" cy="3219450"/>
@@ -479,7 +815,7 @@
                     <pic:cNvPicPr preferRelativeResize="0"/>
                   </pic:nvPicPr>
                   <pic:blipFill>
-                    <a:blip r:embed="rId8"/>
+                    <a:blip r:embed="rId13"/>
                     <a:srcRect/>
                     <a:stretch>
                       <a:fillRect/>
@@ -566,7 +902,6 @@
           <w:noProof/>
           <w:lang w:val="en-IN"/>
         </w:rPr>
-        <w:lastRenderedPageBreak/>
         <w:drawing>
           <wp:inline distT="114300" distB="114300" distL="114300" distR="114300">
             <wp:extent cx="5253038" cy="3552825"/>
@@ -581,7 +916,7 @@
                     <pic:cNvPicPr preferRelativeResize="0"/>
                   </pic:nvPicPr>
                   <pic:blipFill>
-                    <a:blip r:embed="rId9"/>
+                    <a:blip r:embed="rId14"/>
                     <a:srcRect/>
                     <a:stretch>
                       <a:fillRect/>
@@ -654,7 +989,7 @@
                     <pic:cNvPicPr preferRelativeResize="0"/>
                   </pic:nvPicPr>
                   <pic:blipFill>
-                    <a:blip r:embed="rId10"/>
+                    <a:blip r:embed="rId15"/>
                     <a:srcRect/>
                     <a:stretch>
                       <a:fillRect/>
@@ -701,7 +1036,7 @@
                     <pic:cNvPicPr preferRelativeResize="0"/>
                   </pic:nvPicPr>
                   <pic:blipFill>
-                    <a:blip r:embed="rId11"/>
+                    <a:blip r:embed="rId16"/>
                     <a:srcRect/>
                     <a:stretch>
                       <a:fillRect/>
@@ -763,7 +1098,7 @@
                     <pic:cNvPicPr preferRelativeResize="0"/>
                   </pic:nvPicPr>
                   <pic:blipFill>
-                    <a:blip r:embed="rId12"/>
+                    <a:blip r:embed="rId17"/>
                     <a:srcRect/>
                     <a:stretch>
                       <a:fillRect/>
@@ -845,7 +1180,7 @@
                     <pic:cNvPicPr preferRelativeResize="0"/>
                   </pic:nvPicPr>
                   <pic:blipFill>
-                    <a:blip r:embed="rId13"/>
+                    <a:blip r:embed="rId18"/>
                     <a:srcRect b="16989"/>
                     <a:stretch>
                       <a:fillRect/>
@@ -875,328 +1210,10 @@
     </w:p>
     <w:p>
       <w:pPr>
-        <w:numPr>
-          <w:ilvl w:val="0"/>
-          <w:numId w:val="28"/>
-        </w:numPr>
-      </w:pPr>
-      <w:r>
-        <w:t xml:space="preserve">Choose the </w:t>
-      </w:r>
-      <w:proofErr w:type="spellStart"/>
-      <w:r>
-        <w:t>iso</w:t>
-      </w:r>
-      <w:proofErr w:type="spellEnd"/>
-      <w:r>
-        <w:t xml:space="preserve"> file from your computer.</w:t>
-      </w:r>
-    </w:p>
-    <w:p>
-      <w:pPr>
         <w:ind w:left="720"/>
       </w:pPr>
-      <w:r>
-        <w:rPr>
-          <w:noProof/>
-          <w:lang w:val="en-IN"/>
-        </w:rPr>
-        <w:drawing>
-          <wp:inline distT="114300" distB="114300" distL="114300" distR="114300">
-            <wp:extent cx="5372100" cy="3175588"/>
-            <wp:effectExtent l="0" t="0" r="0" b="0"/>
-            <wp:docPr id="14" name="image6.png"/>
-            <wp:cNvGraphicFramePr/>
-            <a:graphic xmlns:a="http://schemas.openxmlformats.org/drawingml/2006/main">
-              <a:graphicData uri="http://schemas.openxmlformats.org/drawingml/2006/picture">
-                <pic:pic xmlns:pic="http://schemas.openxmlformats.org/drawingml/2006/picture">
-                  <pic:nvPicPr>
-                    <pic:cNvPr id="0" name="image6.png"/>
-                    <pic:cNvPicPr preferRelativeResize="0"/>
-                  </pic:nvPicPr>
-                  <pic:blipFill>
-                    <a:blip r:embed="rId14"/>
-                    <a:srcRect t="3082" r="2253"/>
-                    <a:stretch>
-                      <a:fillRect/>
-                    </a:stretch>
-                  </pic:blipFill>
-                  <pic:spPr>
-                    <a:xfrm>
-                      <a:off x="0" y="0"/>
-                      <a:ext cx="5372100" cy="3175588"/>
-                    </a:xfrm>
-                    <a:prstGeom prst="rect">
-                      <a:avLst/>
-                    </a:prstGeom>
-                    <a:ln/>
-                  </pic:spPr>
-                </pic:pic>
-              </a:graphicData>
-            </a:graphic>
-          </wp:inline>
-        </w:drawing>
-      </w:r>
-    </w:p>
-    <w:p>
-      <w:pPr>
-        <w:ind w:left="720"/>
-      </w:pPr>
-    </w:p>
-    <w:p>
-      <w:pPr>
-        <w:spacing w:before="240" w:after="240"/>
-        <w:ind w:left="720"/>
-      </w:pPr>
-      <w:r>
-        <w:t>Click Mount and Retry Boot</w:t>
-      </w:r>
-    </w:p>
-    <w:p>
-      <w:pPr>
-        <w:numPr>
-          <w:ilvl w:val="0"/>
-          <w:numId w:val="28"/>
-        </w:numPr>
-        <w:spacing w:before="240" w:after="240"/>
-      </w:pPr>
-      <w:r>
-        <w:lastRenderedPageBreak/>
-        <w:t xml:space="preserve"> Install Linux – Click install Linux Mint</w:t>
-      </w:r>
-    </w:p>
-    <w:p>
-      <w:pPr>
-        <w:ind w:left="720"/>
-      </w:pPr>
-      <w:r>
-        <w:rPr>
-          <w:noProof/>
-          <w:lang w:val="en-IN"/>
-        </w:rPr>
-        <w:drawing>
-          <wp:inline distT="114300" distB="114300" distL="114300" distR="114300">
-            <wp:extent cx="5376863" cy="3629025"/>
-            <wp:effectExtent l="0" t="0" r="0" b="0"/>
-            <wp:docPr id="5" name="image13.png"/>
-            <wp:cNvGraphicFramePr/>
-            <a:graphic xmlns:a="http://schemas.openxmlformats.org/drawingml/2006/main">
-              <a:graphicData uri="http://schemas.openxmlformats.org/drawingml/2006/picture">
-                <pic:pic xmlns:pic="http://schemas.openxmlformats.org/drawingml/2006/picture">
-                  <pic:nvPicPr>
-                    <pic:cNvPr id="0" name="image13.png"/>
-                    <pic:cNvPicPr preferRelativeResize="0"/>
-                  </pic:nvPicPr>
-                  <pic:blipFill>
-                    <a:blip r:embed="rId15"/>
-                    <a:srcRect/>
-                    <a:stretch>
-                      <a:fillRect/>
-                    </a:stretch>
-                  </pic:blipFill>
-                  <pic:spPr>
-                    <a:xfrm>
-                      <a:off x="0" y="0"/>
-                      <a:ext cx="5376863" cy="3629025"/>
-                    </a:xfrm>
-                    <a:prstGeom prst="rect">
-                      <a:avLst/>
-                    </a:prstGeom>
-                    <a:ln/>
-                  </pic:spPr>
-                </pic:pic>
-              </a:graphicData>
-            </a:graphic>
-          </wp:inline>
-        </w:drawing>
-      </w:r>
-    </w:p>
-    <w:p>
-      <w:pPr>
-        <w:numPr>
-          <w:ilvl w:val="0"/>
-          <w:numId w:val="28"/>
-        </w:numPr>
-      </w:pPr>
-      <w:r>
-        <w:t xml:space="preserve">Keep clicking </w:t>
-      </w:r>
-      <w:proofErr w:type="gramStart"/>
-      <w:r>
-        <w:t>continue .</w:t>
-      </w:r>
-      <w:proofErr w:type="gramEnd"/>
-      <w:r>
-        <w:t xml:space="preserve"> Then make your </w:t>
-      </w:r>
-      <w:proofErr w:type="gramStart"/>
-      <w:r>
-        <w:t>Account ,</w:t>
-      </w:r>
-      <w:proofErr w:type="gramEnd"/>
-      <w:r>
-        <w:t xml:space="preserve"> click continue .</w:t>
-      </w:r>
-    </w:p>
-    <w:p>
-      <w:pPr>
-        <w:ind w:left="720"/>
-      </w:pPr>
-      <w:r>
-        <w:rPr>
-          <w:noProof/>
-          <w:lang w:val="en-IN"/>
-        </w:rPr>
-        <w:drawing>
-          <wp:inline distT="114300" distB="114300" distL="114300" distR="114300">
-            <wp:extent cx="5333578" cy="3963400"/>
-            <wp:effectExtent l="0" t="0" r="0" b="0"/>
-            <wp:docPr id="1" name="image10.png"/>
-            <wp:cNvGraphicFramePr/>
-            <a:graphic xmlns:a="http://schemas.openxmlformats.org/drawingml/2006/main">
-              <a:graphicData uri="http://schemas.openxmlformats.org/drawingml/2006/picture">
-                <pic:pic xmlns:pic="http://schemas.openxmlformats.org/drawingml/2006/picture">
-                  <pic:nvPicPr>
-                    <pic:cNvPr id="0" name="image10.png"/>
-                    <pic:cNvPicPr preferRelativeResize="0"/>
-                  </pic:nvPicPr>
-                  <pic:blipFill>
-                    <a:blip r:embed="rId16"/>
-                    <a:srcRect/>
-                    <a:stretch>
-                      <a:fillRect/>
-                    </a:stretch>
-                  </pic:blipFill>
-                  <pic:spPr>
-                    <a:xfrm>
-                      <a:off x="0" y="0"/>
-                      <a:ext cx="5333578" cy="3963400"/>
-                    </a:xfrm>
-                    <a:prstGeom prst="rect">
-                      <a:avLst/>
-                    </a:prstGeom>
-                    <a:ln/>
-                  </pic:spPr>
-                </pic:pic>
-              </a:graphicData>
-            </a:graphic>
-          </wp:inline>
-        </w:drawing>
-      </w:r>
-    </w:p>
-    <w:p>
-      <w:pPr>
-        <w:numPr>
-          <w:ilvl w:val="0"/>
-          <w:numId w:val="28"/>
-        </w:numPr>
-      </w:pPr>
-      <w:r>
-        <w:lastRenderedPageBreak/>
-        <w:t>Installation completed.</w:t>
-      </w:r>
-    </w:p>
-    <w:p>
-      <w:pPr>
-        <w:ind w:left="720"/>
-      </w:pPr>
-      <w:r>
-        <w:rPr>
-          <w:noProof/>
-          <w:lang w:val="en-IN"/>
-        </w:rPr>
-        <w:drawing>
-          <wp:inline distT="114300" distB="114300" distL="114300" distR="114300">
-            <wp:extent cx="5372100" cy="3629025"/>
-            <wp:effectExtent l="0" t="0" r="0" b="0"/>
-            <wp:docPr id="3" name="image14.png"/>
-            <wp:cNvGraphicFramePr/>
-            <a:graphic xmlns:a="http://schemas.openxmlformats.org/drawingml/2006/main">
-              <a:graphicData uri="http://schemas.openxmlformats.org/drawingml/2006/picture">
-                <pic:pic xmlns:pic="http://schemas.openxmlformats.org/drawingml/2006/picture">
-                  <pic:nvPicPr>
-                    <pic:cNvPr id="0" name="image14.png"/>
-                    <pic:cNvPicPr preferRelativeResize="0"/>
-                  </pic:nvPicPr>
-                  <pic:blipFill>
-                    <a:blip r:embed="rId17"/>
-                    <a:srcRect t="19279"/>
-                    <a:stretch>
-                      <a:fillRect/>
-                    </a:stretch>
-                  </pic:blipFill>
-                  <pic:spPr>
-                    <a:xfrm>
-                      <a:off x="0" y="0"/>
-                      <a:ext cx="5372100" cy="3629025"/>
-                    </a:xfrm>
-                    <a:prstGeom prst="rect">
-                      <a:avLst/>
-                    </a:prstGeom>
-                    <a:ln/>
-                  </pic:spPr>
-                </pic:pic>
-              </a:graphicData>
-            </a:graphic>
-          </wp:inline>
-        </w:drawing>
-      </w:r>
-    </w:p>
-    <w:p>
-      <w:pPr>
-        <w:ind w:left="720"/>
-      </w:pPr>
-      <w:r>
-        <w:rPr>
-          <w:noProof/>
-          <w:lang w:val="en-IN"/>
-        </w:rPr>
-        <w:drawing>
-          <wp:inline distT="114300" distB="114300" distL="114300" distR="114300">
-            <wp:extent cx="5348288" cy="3209925"/>
-            <wp:effectExtent l="0" t="0" r="0" b="0"/>
-            <wp:docPr id="7" name="image1.png"/>
-            <wp:cNvGraphicFramePr/>
-            <a:graphic xmlns:a="http://schemas.openxmlformats.org/drawingml/2006/main">
-              <a:graphicData uri="http://schemas.openxmlformats.org/drawingml/2006/picture">
-                <pic:pic xmlns:pic="http://schemas.openxmlformats.org/drawingml/2006/picture">
-                  <pic:nvPicPr>
-                    <pic:cNvPr id="0" name="image1.png"/>
-                    <pic:cNvPicPr preferRelativeResize="0"/>
-                  </pic:nvPicPr>
-                  <pic:blipFill>
-                    <a:blip r:embed="rId18"/>
-                    <a:srcRect/>
-                    <a:stretch>
-                      <a:fillRect/>
-                    </a:stretch>
-                  </pic:blipFill>
-                  <pic:spPr>
-                    <a:xfrm>
-                      <a:off x="0" y="0"/>
-                      <a:ext cx="5348288" cy="3209925"/>
-                    </a:xfrm>
-                    <a:prstGeom prst="rect">
-                      <a:avLst/>
-                    </a:prstGeom>
-                    <a:ln/>
-                  </pic:spPr>
-                </pic:pic>
-              </a:graphicData>
-            </a:graphic>
-          </wp:inline>
-        </w:drawing>
-      </w:r>
-    </w:p>
-    <w:p>
-      <w:pPr>
-        <w:ind w:left="720"/>
-      </w:pPr>
-    </w:p>
-    <w:p>
-      <w:pPr>
-        <w:ind w:left="720"/>
-      </w:pPr>
+      <w:bookmarkStart w:id="0" w:name="_GoBack"/>
+      <w:bookmarkEnd w:id="0"/>
     </w:p>
     <w:p>
       <w:pPr>
@@ -2692,6 +2709,95 @@
     </w:lvl>
   </w:abstractNum>
   <w:abstractNum w:abstractNumId="13" w15:restartNumberingAfterBreak="0">
+    <w:nsid w:val="50FF1FAB"/>
+    <w:multiLevelType w:val="hybridMultilevel"/>
+    <w:tmpl w:val="9B860D60"/>
+    <w:lvl w:ilvl="0" w:tplc="0409000F">
+      <w:start w:val="1"/>
+      <w:numFmt w:val="decimal"/>
+      <w:lvlText w:val="%1."/>
+      <w:lvlJc w:val="left"/>
+      <w:pPr>
+        <w:ind w:left="720" w:hanging="360"/>
+      </w:pPr>
+      <w:rPr>
+        <w:rFonts w:hint="default"/>
+      </w:rPr>
+    </w:lvl>
+    <w:lvl w:ilvl="1" w:tplc="04090019" w:tentative="1">
+      <w:start w:val="1"/>
+      <w:numFmt w:val="lowerLetter"/>
+      <w:lvlText w:val="%2."/>
+      <w:lvlJc w:val="left"/>
+      <w:pPr>
+        <w:ind w:left="1440" w:hanging="360"/>
+      </w:pPr>
+    </w:lvl>
+    <w:lvl w:ilvl="2" w:tplc="0409001B" w:tentative="1">
+      <w:start w:val="1"/>
+      <w:numFmt w:val="lowerRoman"/>
+      <w:lvlText w:val="%3."/>
+      <w:lvlJc w:val="right"/>
+      <w:pPr>
+        <w:ind w:left="2160" w:hanging="180"/>
+      </w:pPr>
+    </w:lvl>
+    <w:lvl w:ilvl="3" w:tplc="0409000F" w:tentative="1">
+      <w:start w:val="1"/>
+      <w:numFmt w:val="decimal"/>
+      <w:lvlText w:val="%4."/>
+      <w:lvlJc w:val="left"/>
+      <w:pPr>
+        <w:ind w:left="2880" w:hanging="360"/>
+      </w:pPr>
+    </w:lvl>
+    <w:lvl w:ilvl="4" w:tplc="04090019" w:tentative="1">
+      <w:start w:val="1"/>
+      <w:numFmt w:val="lowerLetter"/>
+      <w:lvlText w:val="%5."/>
+      <w:lvlJc w:val="left"/>
+      <w:pPr>
+        <w:ind w:left="3600" w:hanging="360"/>
+      </w:pPr>
+    </w:lvl>
+    <w:lvl w:ilvl="5" w:tplc="0409001B" w:tentative="1">
+      <w:start w:val="1"/>
+      <w:numFmt w:val="lowerRoman"/>
+      <w:lvlText w:val="%6."/>
+      <w:lvlJc w:val="right"/>
+      <w:pPr>
+        <w:ind w:left="4320" w:hanging="180"/>
+      </w:pPr>
+    </w:lvl>
+    <w:lvl w:ilvl="6" w:tplc="0409000F" w:tentative="1">
+      <w:start w:val="1"/>
+      <w:numFmt w:val="decimal"/>
+      <w:lvlText w:val="%7."/>
+      <w:lvlJc w:val="left"/>
+      <w:pPr>
+        <w:ind w:left="5040" w:hanging="360"/>
+      </w:pPr>
+    </w:lvl>
+    <w:lvl w:ilvl="7" w:tplc="04090019" w:tentative="1">
+      <w:start w:val="1"/>
+      <w:numFmt w:val="lowerLetter"/>
+      <w:lvlText w:val="%8."/>
+      <w:lvlJc w:val="left"/>
+      <w:pPr>
+        <w:ind w:left="5760" w:hanging="360"/>
+      </w:pPr>
+    </w:lvl>
+    <w:lvl w:ilvl="8" w:tplc="0409001B" w:tentative="1">
+      <w:start w:val="1"/>
+      <w:numFmt w:val="lowerRoman"/>
+      <w:lvlText w:val="%9."/>
+      <w:lvlJc w:val="right"/>
+      <w:pPr>
+        <w:ind w:left="6480" w:hanging="180"/>
+      </w:pPr>
+    </w:lvl>
+  </w:abstractNum>
+  <w:abstractNum w:abstractNumId="14" w15:restartNumberingAfterBreak="0">
     <w:nsid w:val="56DA2286"/>
     <w:multiLevelType w:val="multilevel"/>
     <w:tmpl w:val="45D68242"/>
@@ -2804,7 +2910,7 @@
       </w:rPr>
     </w:lvl>
   </w:abstractNum>
-  <w:abstractNum w:abstractNumId="14" w15:restartNumberingAfterBreak="0">
+  <w:abstractNum w:abstractNumId="15" w15:restartNumberingAfterBreak="0">
     <w:nsid w:val="574E20A2"/>
     <w:multiLevelType w:val="multilevel"/>
     <w:tmpl w:val="1A86EF74"/>
@@ -2917,7 +3023,7 @@
       </w:rPr>
     </w:lvl>
   </w:abstractNum>
-  <w:abstractNum w:abstractNumId="15" w15:restartNumberingAfterBreak="0">
+  <w:abstractNum w:abstractNumId="16" w15:restartNumberingAfterBreak="0">
     <w:nsid w:val="57F10D22"/>
     <w:multiLevelType w:val="multilevel"/>
     <w:tmpl w:val="00F2BD32"/>
@@ -3030,7 +3136,7 @@
       </w:rPr>
     </w:lvl>
   </w:abstractNum>
-  <w:abstractNum w:abstractNumId="16" w15:restartNumberingAfterBreak="0">
+  <w:abstractNum w:abstractNumId="17" w15:restartNumberingAfterBreak="0">
     <w:nsid w:val="5C143035"/>
     <w:multiLevelType w:val="multilevel"/>
     <w:tmpl w:val="466E52F6"/>
@@ -3143,7 +3249,7 @@
       </w:rPr>
     </w:lvl>
   </w:abstractNum>
-  <w:abstractNum w:abstractNumId="17" w15:restartNumberingAfterBreak="0">
+  <w:abstractNum w:abstractNumId="18" w15:restartNumberingAfterBreak="0">
     <w:nsid w:val="5CEF0C66"/>
     <w:multiLevelType w:val="multilevel"/>
     <w:tmpl w:val="B15E0492"/>
@@ -3256,7 +3362,7 @@
       </w:rPr>
     </w:lvl>
   </w:abstractNum>
-  <w:abstractNum w:abstractNumId="18" w15:restartNumberingAfterBreak="0">
+  <w:abstractNum w:abstractNumId="19" w15:restartNumberingAfterBreak="0">
     <w:nsid w:val="5D6065B0"/>
     <w:multiLevelType w:val="multilevel"/>
     <w:tmpl w:val="9724AE16"/>
@@ -3369,7 +3475,7 @@
       </w:rPr>
     </w:lvl>
   </w:abstractNum>
-  <w:abstractNum w:abstractNumId="19" w15:restartNumberingAfterBreak="0">
+  <w:abstractNum w:abstractNumId="20" w15:restartNumberingAfterBreak="0">
     <w:nsid w:val="5EA105AF"/>
     <w:multiLevelType w:val="multilevel"/>
     <w:tmpl w:val="903857E4"/>
@@ -3482,7 +3588,7 @@
       </w:rPr>
     </w:lvl>
   </w:abstractNum>
-  <w:abstractNum w:abstractNumId="20" w15:restartNumberingAfterBreak="0">
+  <w:abstractNum w:abstractNumId="21" w15:restartNumberingAfterBreak="0">
     <w:nsid w:val="66A92B77"/>
     <w:multiLevelType w:val="multilevel"/>
     <w:tmpl w:val="73226E0A"/>
@@ -3595,7 +3701,7 @@
       </w:rPr>
     </w:lvl>
   </w:abstractNum>
-  <w:abstractNum w:abstractNumId="21" w15:restartNumberingAfterBreak="0">
+  <w:abstractNum w:abstractNumId="22" w15:restartNumberingAfterBreak="0">
     <w:nsid w:val="66AB7AC7"/>
     <w:multiLevelType w:val="multilevel"/>
     <w:tmpl w:val="CDBEA83A"/>
@@ -3708,7 +3814,7 @@
       </w:rPr>
     </w:lvl>
   </w:abstractNum>
-  <w:abstractNum w:abstractNumId="22" w15:restartNumberingAfterBreak="0">
+  <w:abstractNum w:abstractNumId="23" w15:restartNumberingAfterBreak="0">
     <w:nsid w:val="676A175E"/>
     <w:multiLevelType w:val="multilevel"/>
     <w:tmpl w:val="55949BE8"/>
@@ -3821,7 +3927,7 @@
       </w:rPr>
     </w:lvl>
   </w:abstractNum>
-  <w:abstractNum w:abstractNumId="23" w15:restartNumberingAfterBreak="0">
+  <w:abstractNum w:abstractNumId="24" w15:restartNumberingAfterBreak="0">
     <w:nsid w:val="6B6427CE"/>
     <w:multiLevelType w:val="multilevel"/>
     <w:tmpl w:val="875444E6"/>
@@ -3934,7 +4040,7 @@
       </w:rPr>
     </w:lvl>
   </w:abstractNum>
-  <w:abstractNum w:abstractNumId="24" w15:restartNumberingAfterBreak="0">
+  <w:abstractNum w:abstractNumId="25" w15:restartNumberingAfterBreak="0">
     <w:nsid w:val="6C3B62CB"/>
     <w:multiLevelType w:val="multilevel"/>
     <w:tmpl w:val="A7E81664"/>
@@ -4047,7 +4153,7 @@
       </w:rPr>
     </w:lvl>
   </w:abstractNum>
-  <w:abstractNum w:abstractNumId="25" w15:restartNumberingAfterBreak="0">
+  <w:abstractNum w:abstractNumId="26" w15:restartNumberingAfterBreak="0">
     <w:nsid w:val="6CB77DFC"/>
     <w:multiLevelType w:val="multilevel"/>
     <w:tmpl w:val="EFF40492"/>
@@ -4160,7 +4266,7 @@
       </w:rPr>
     </w:lvl>
   </w:abstractNum>
-  <w:abstractNum w:abstractNumId="26" w15:restartNumberingAfterBreak="0">
+  <w:abstractNum w:abstractNumId="27" w15:restartNumberingAfterBreak="0">
     <w:nsid w:val="6F5D0D78"/>
     <w:multiLevelType w:val="multilevel"/>
     <w:tmpl w:val="C930B054"/>
@@ -4273,7 +4379,7 @@
       </w:rPr>
     </w:lvl>
   </w:abstractNum>
-  <w:abstractNum w:abstractNumId="27" w15:restartNumberingAfterBreak="0">
+  <w:abstractNum w:abstractNumId="28" w15:restartNumberingAfterBreak="0">
     <w:nsid w:val="70C92AE3"/>
     <w:multiLevelType w:val="multilevel"/>
     <w:tmpl w:val="0C70A926"/>
@@ -4386,7 +4492,7 @@
       </w:rPr>
     </w:lvl>
   </w:abstractNum>
-  <w:abstractNum w:abstractNumId="28" w15:restartNumberingAfterBreak="0">
+  <w:abstractNum w:abstractNumId="29" w15:restartNumberingAfterBreak="0">
     <w:nsid w:val="7B55393C"/>
     <w:multiLevelType w:val="multilevel"/>
     <w:tmpl w:val="FCB45028"/>
@@ -4499,7 +4605,7 @@
       </w:rPr>
     </w:lvl>
   </w:abstractNum>
-  <w:abstractNum w:abstractNumId="29" w15:restartNumberingAfterBreak="0">
+  <w:abstractNum w:abstractNumId="30" w15:restartNumberingAfterBreak="0">
     <w:nsid w:val="7BAF3E56"/>
     <w:multiLevelType w:val="multilevel"/>
     <w:tmpl w:val="5024CB54"/>
@@ -4612,7 +4718,7 @@
       </w:rPr>
     </w:lvl>
   </w:abstractNum>
-  <w:abstractNum w:abstractNumId="30" w15:restartNumberingAfterBreak="0">
+  <w:abstractNum w:abstractNumId="31" w15:restartNumberingAfterBreak="0">
     <w:nsid w:val="7F495BE0"/>
     <w:multiLevelType w:val="multilevel"/>
     <w:tmpl w:val="C5D29522"/>
@@ -4729,37 +4835,37 @@
     <w:abstractNumId w:val="3"/>
   </w:num>
   <w:num w:numId="2">
-    <w:abstractNumId w:val="29"/>
+    <w:abstractNumId w:val="30"/>
   </w:num>
   <w:num w:numId="3">
-    <w:abstractNumId w:val="30"/>
+    <w:abstractNumId w:val="31"/>
   </w:num>
   <w:num w:numId="4">
-    <w:abstractNumId w:val="14"/>
+    <w:abstractNumId w:val="15"/>
   </w:num>
   <w:num w:numId="5">
-    <w:abstractNumId w:val="20"/>
+    <w:abstractNumId w:val="21"/>
   </w:num>
   <w:num w:numId="6">
-    <w:abstractNumId w:val="25"/>
+    <w:abstractNumId w:val="26"/>
   </w:num>
   <w:num w:numId="7">
-    <w:abstractNumId w:val="24"/>
+    <w:abstractNumId w:val="25"/>
   </w:num>
   <w:num w:numId="8">
     <w:abstractNumId w:val="10"/>
   </w:num>
   <w:num w:numId="9">
-    <w:abstractNumId w:val="21"/>
+    <w:abstractNumId w:val="22"/>
   </w:num>
   <w:num w:numId="10">
     <w:abstractNumId w:val="5"/>
   </w:num>
   <w:num w:numId="11">
-    <w:abstractNumId w:val="13"/>
+    <w:abstractNumId w:val="14"/>
   </w:num>
   <w:num w:numId="12">
-    <w:abstractNumId w:val="18"/>
+    <w:abstractNumId w:val="19"/>
   </w:num>
   <w:num w:numId="13">
     <w:abstractNumId w:val="0"/>
@@ -4774,31 +4880,31 @@
     <w:abstractNumId w:val="7"/>
   </w:num>
   <w:num w:numId="17">
-    <w:abstractNumId w:val="27"/>
+    <w:abstractNumId w:val="28"/>
   </w:num>
   <w:num w:numId="18">
-    <w:abstractNumId w:val="16"/>
+    <w:abstractNumId w:val="17"/>
   </w:num>
   <w:num w:numId="19">
-    <w:abstractNumId w:val="28"/>
+    <w:abstractNumId w:val="29"/>
   </w:num>
   <w:num w:numId="20">
     <w:abstractNumId w:val="8"/>
   </w:num>
   <w:num w:numId="21">
-    <w:abstractNumId w:val="17"/>
+    <w:abstractNumId w:val="18"/>
   </w:num>
   <w:num w:numId="22">
-    <w:abstractNumId w:val="23"/>
+    <w:abstractNumId w:val="24"/>
   </w:num>
   <w:num w:numId="23">
     <w:abstractNumId w:val="12"/>
   </w:num>
   <w:num w:numId="24">
-    <w:abstractNumId w:val="15"/>
+    <w:abstractNumId w:val="16"/>
   </w:num>
   <w:num w:numId="25">
-    <w:abstractNumId w:val="26"/>
+    <w:abstractNumId w:val="27"/>
   </w:num>
   <w:num w:numId="26">
     <w:abstractNumId w:val="1"/>
@@ -4807,16 +4913,19 @@
     <w:abstractNumId w:val="9"/>
   </w:num>
   <w:num w:numId="28">
-    <w:abstractNumId w:val="22"/>
+    <w:abstractNumId w:val="23"/>
   </w:num>
   <w:num w:numId="29">
-    <w:abstractNumId w:val="19"/>
+    <w:abstractNumId w:val="20"/>
   </w:num>
   <w:num w:numId="30">
     <w:abstractNumId w:val="4"/>
   </w:num>
   <w:num w:numId="31">
     <w:abstractNumId w:val="11"/>
+  </w:num>
+  <w:num w:numId="32">
+    <w:abstractNumId w:val="13"/>
   </w:num>
 </w:numbering>
 </file>
@@ -5361,6 +5470,24 @@
       <w:szCs w:val="30"/>
     </w:rPr>
   </w:style>
+  <w:style w:type="paragraph" w:styleId="ListParagraph">
+    <w:name w:val="List Paragraph"/>
+    <w:basedOn w:val="Normal"/>
+    <w:uiPriority w:val="34"/>
+    <w:qFormat/>
+    <w:rsid w:val="0011255D"/>
+    <w:pPr>
+      <w:spacing w:after="160" w:line="259" w:lineRule="auto"/>
+      <w:ind w:left="720"/>
+      <w:contextualSpacing/>
+    </w:pPr>
+    <w:rPr>
+      <w:rFonts w:asciiTheme="minorHAnsi" w:eastAsiaTheme="minorHAnsi" w:hAnsiTheme="minorHAnsi" w:cstheme="minorBidi"/>
+      <w:kern w:val="2"/>
+      <w:lang w:val="en-IN" w:eastAsia="en-US"/>
+      <w14:ligatures w14:val="standardContextual"/>
+    </w:rPr>
+  </w:style>
 </w:styles>
 </file>
 
